--- a/Final Documents.docx
+++ b/Final Documents.docx
@@ -6786,7 +6786,15 @@
           <w:sz w:val="24"/>
           <w:szCs w:val="24"/>
         </w:rPr>
-        <w:t>Bootstrap (styling)</w:t>
+        <w:t>Tailwindcss</w:t>
+      </w:r>
+      <w:r>
+        <w:rPr>
+          <w:rFonts w:ascii="Times New Roman" w:hAnsi="Times New Roman" w:cs="Times New Roman"/>
+          <w:sz w:val="24"/>
+          <w:szCs w:val="24"/>
+        </w:rPr>
+        <w:t xml:space="preserve"> (styling)</w:t>
       </w:r>
     </w:p>
     <w:p>
@@ -10426,7 +10434,7 @@
           <v:shape id="_x0000_i1026" type="#_x0000_t75" style="width:530.9pt;height:462.7pt" o:ole="">
             <v:imagedata r:id="rId11" o:title=""/>
           </v:shape>
-          <o:OLEObject Type="Embed" ProgID="Visio.Drawing.15" ShapeID="_x0000_i1026" DrawAspect="Content" ObjectID="_1832939956" r:id="rId12"/>
+          <o:OLEObject Type="Embed" ProgID="Visio.Drawing.15" ShapeID="_x0000_i1026" DrawAspect="Content" ObjectID="_1833866211" r:id="rId12"/>
         </w:object>
       </w:r>
     </w:p>
@@ -10683,7 +10691,7 @@
           <v:shape id="_x0000_i1027" type="#_x0000_t75" style="width:490.85pt;height:483.35pt" o:ole="">
             <v:imagedata r:id="rId13" o:title=""/>
           </v:shape>
-          <o:OLEObject Type="Embed" ProgID="Visio.Drawing.15" ShapeID="_x0000_i1027" DrawAspect="Content" ObjectID="_1832939957" r:id="rId14"/>
+          <o:OLEObject Type="Embed" ProgID="Visio.Drawing.15" ShapeID="_x0000_i1027" DrawAspect="Content" ObjectID="_1833866212" r:id="rId14"/>
         </w:object>
       </w:r>
     </w:p>
@@ -18250,7 +18258,7 @@
           <v:shape id="_x0000_i1028" type="#_x0000_t75" style="width:500.85pt;height:604.8pt" o:ole="">
             <v:imagedata r:id="rId16" o:title=""/>
           </v:shape>
-          <o:OLEObject Type="Embed" ProgID="Visio.Drawing.15" ShapeID="_x0000_i1028" DrawAspect="Content" ObjectID="_1832939958" r:id="rId17"/>
+          <o:OLEObject Type="Embed" ProgID="Visio.Drawing.15" ShapeID="_x0000_i1028" DrawAspect="Content" ObjectID="_1833866213" r:id="rId17"/>
         </w:object>
       </w:r>
     </w:p>
@@ -18543,7 +18551,7 @@
         <v:path o:extrusionok="f" gradientshapeok="t" o:connecttype="rect"/>
         <o:lock v:ext="edit" aspectratio="t"/>
       </v:shapetype>
-      <v:shape id="_x0000_i1031" type="#_x0000_t75" style="width:13.15pt;height:13.15pt" o:bullet="t">
+      <v:shape id="_x0000_i1030" type="#_x0000_t75" style="width:13.15pt;height:13.15pt" o:bullet="t">
         <v:imagedata r:id="rId1" o:title="BD21329_"/>
       </v:shape>
     </w:pict>
@@ -35830,6 +35838,7 @@
     <w:rsid w:val="001469D5"/>
     <w:rsid w:val="00151E4B"/>
     <w:rsid w:val="00153802"/>
+    <w:rsid w:val="001E2B2F"/>
     <w:rsid w:val="002779F2"/>
     <w:rsid w:val="00331C97"/>
     <w:rsid w:val="00337FAD"/>
@@ -35885,6 +35894,7 @@
     <w:rsid w:val="00D20CB1"/>
     <w:rsid w:val="00D509A3"/>
     <w:rsid w:val="00D54800"/>
+    <w:rsid w:val="00D86A65"/>
     <w:rsid w:val="00DA189F"/>
     <w:rsid w:val="00DB510B"/>
     <w:rsid w:val="00DC5FC7"/>
